--- a/UPLOAD GITHUB FOR UPDATE.docx
+++ b/UPLOAD GITHUB FOR UPDATE.docx
@@ -22,7 +22,6 @@
           <w:numId w:val="1"/>
         </w:numPr>
       </w:pPr>
-      <w:proofErr w:type="gramStart"/>
       <w:r>
         <w:rPr>
           <w:b/>
@@ -30,7 +29,6 @@
         </w:rPr>
         <w:t>Recompilez :</w:t>
       </w:r>
-      <w:proofErr w:type="gramEnd"/>
       <w:r>
         <w:t> py</w:t>
       </w:r>
@@ -98,19 +96,25 @@
           <w:lang w:val="fr-FR"/>
         </w:rPr>
       </w:pPr>
-      <w:proofErr w:type="gramStart"/>
       <w:r>
         <w:rPr>
           <w:lang w:val="fr-FR"/>
         </w:rPr>
-        <w:t>git</w:t>
+        <w:t>git add .</w:t>
       </w:r>
-      <w:proofErr w:type="gramEnd"/>
+    </w:p>
+    <w:p>
+      <w:pPr>
+        <w:ind w:left="720"/>
+        <w:rPr>
+          <w:lang w:val="fr-FR"/>
+        </w:rPr>
+      </w:pPr>
       <w:r>
         <w:rPr>
           <w:lang w:val="fr-FR"/>
         </w:rPr>
-        <w:t xml:space="preserve"> add .</w:t>
+        <w:t>git commit -m "Fix UI bugs"</w:t>
       </w:r>
     </w:p>
     <w:p>
@@ -120,41 +124,11 @@
           <w:lang w:val="fr-FR"/>
         </w:rPr>
       </w:pPr>
-      <w:proofErr w:type="gramStart"/>
       <w:r>
         <w:rPr>
           <w:lang w:val="fr-FR"/>
         </w:rPr>
-        <w:t>puis</w:t>
-      </w:r>
-      <w:proofErr w:type="gramEnd"/>
-      <w:r>
-        <w:rPr>
-          <w:lang w:val="fr-FR"/>
-        </w:rPr>
-        <w:t xml:space="preserve"> git commit -m "Fix UI bugs", </w:t>
-      </w:r>
-    </w:p>
-    <w:p>
-      <w:pPr>
-        <w:ind w:left="720"/>
-        <w:rPr>
-          <w:lang w:val="fr-FR"/>
-        </w:rPr>
-      </w:pPr>
-      <w:proofErr w:type="gramStart"/>
-      <w:r>
-        <w:rPr>
-          <w:lang w:val="fr-FR"/>
-        </w:rPr>
-        <w:t>puis</w:t>
-      </w:r>
-      <w:proofErr w:type="gramEnd"/>
-      <w:r>
-        <w:rPr>
-          <w:lang w:val="fr-FR"/>
-        </w:rPr>
-        <w:t> git push</w:t>
+        <w:t>git push</w:t>
       </w:r>
     </w:p>
     <w:p>

--- a/UPLOAD GITHUB FOR UPDATE.docx
+++ b/UPLOAD GITHUB FOR UPDATE.docx
@@ -21,22 +21,57 @@
           <w:ilvl w:val="0"/>
           <w:numId w:val="1"/>
         </w:numPr>
-      </w:pPr>
-      <w:r>
-        <w:rPr>
-          <w:b/>
-          <w:bCs/>
-        </w:rPr>
-        <w:t>Recompilez :</w:t>
-      </w:r>
-      <w:r>
-        <w:t> py</w:t>
-      </w:r>
-      <w:r>
-        <w:t xml:space="preserve"> </w:t>
-      </w:r>
-      <w:r>
-        <w:t>build_scripts\build.py</w:t>
+        <w:rPr>
+          <w:lang w:val="fr-FR"/>
+        </w:rPr>
+      </w:pPr>
+      <w:r>
+        <w:rPr>
+          <w:lang w:val="fr-FR"/>
+        </w:rPr>
+        <w:t>Dans votre code (avant de compiler) :</w:t>
+      </w:r>
+    </w:p>
+    <w:p>
+      <w:pPr>
+        <w:ind w:left="360"/>
+        <w:rPr>
+          <w:lang w:val="fr-FR"/>
+        </w:rPr>
+      </w:pPr>
+      <w:r>
+        <w:rPr>
+          <w:lang w:val="fr-FR"/>
+        </w:rPr>
+        <w:t>Modifiez la version actuelle dans le fichier updater.py :</w:t>
+      </w:r>
+    </w:p>
+    <w:p>
+      <w:pPr>
+        <w:ind w:firstLine="360"/>
+        <w:rPr>
+          <w:lang w:val="fr-FR"/>
+        </w:rPr>
+      </w:pPr>
+      <w:r>
+        <w:rPr>
+          <w:lang w:val="fr-FR"/>
+        </w:rPr>
+        <w:t>CURRENT_VERSION = "v1.1.0</w:t>
+      </w:r>
+      <w:proofErr w:type="gramStart"/>
+      <w:r>
+        <w:rPr>
+          <w:lang w:val="fr-FR"/>
+        </w:rPr>
+        <w:t>"  #</w:t>
+      </w:r>
+      <w:proofErr w:type="gramEnd"/>
+      <w:r>
+        <w:rPr>
+          <w:lang w:val="fr-FR"/>
+        </w:rPr>
+        <w:t xml:space="preserve"> Remplacez par le nouveau numéro de version</w:t>
       </w:r>
     </w:p>
     <w:p>
@@ -45,23 +80,38 @@
           <w:ilvl w:val="0"/>
           <w:numId w:val="1"/>
         </w:numPr>
-        <w:rPr>
-          <w:lang w:val="fr-FR"/>
-        </w:rPr>
-      </w:pPr>
+      </w:pPr>
+      <w:proofErr w:type="spellStart"/>
+      <w:proofErr w:type="gramStart"/>
       <w:r>
         <w:rPr>
           <w:b/>
           <w:bCs/>
-          <w:lang w:val="fr-FR"/>
-        </w:rPr>
-        <w:t>Refaites l'installeur :</w:t>
-      </w:r>
-      <w:r>
-        <w:rPr>
-          <w:lang w:val="fr-FR"/>
-        </w:rPr>
-        <w:t> Inno Setup &gt; setup_compiler.iss &gt; Play/Compile</w:t>
+        </w:rPr>
+        <w:t>Recompilez</w:t>
+      </w:r>
+      <w:proofErr w:type="spellEnd"/>
+      <w:r>
+        <w:rPr>
+          <w:b/>
+          <w:bCs/>
+        </w:rPr>
+        <w:t xml:space="preserve"> :</w:t>
+      </w:r>
+      <w:proofErr w:type="gramEnd"/>
+      <w:r>
+        <w:t> </w:t>
+      </w:r>
+      <w:proofErr w:type="spellStart"/>
+      <w:r>
+        <w:t>py</w:t>
+      </w:r>
+      <w:proofErr w:type="spellEnd"/>
+      <w:r>
+        <w:t xml:space="preserve"> </w:t>
+      </w:r>
+      <w:r>
+        <w:t>build_scripts\build.py</w:t>
       </w:r>
     </w:p>
     <w:p>
@@ -80,27 +130,52 @@
           <w:bCs/>
           <w:lang w:val="fr-FR"/>
         </w:rPr>
-        <w:t>Sauvegardez :</w:t>
-      </w:r>
-      <w:r>
-        <w:rPr>
-          <w:lang w:val="fr-FR"/>
-        </w:rPr>
-        <w:t> </w:t>
+        <w:t>Refaites l'installeur :</w:t>
+      </w:r>
+      <w:r>
+        <w:rPr>
+          <w:lang w:val="fr-FR"/>
+        </w:rPr>
+        <w:t> Inno Setup &gt; </w:t>
+      </w:r>
+      <w:proofErr w:type="spellStart"/>
+      <w:r>
+        <w:rPr>
+          <w:lang w:val="fr-FR"/>
+        </w:rPr>
+        <w:t>setup_compiler.iss</w:t>
+      </w:r>
+      <w:proofErr w:type="spellEnd"/>
+      <w:r>
+        <w:rPr>
+          <w:lang w:val="fr-FR"/>
+        </w:rPr>
+        <w:t> &gt; Play/Compile</w:t>
       </w:r>
     </w:p>
     <w:p>
       <w:pPr>
-        <w:ind w:left="720"/>
-        <w:rPr>
-          <w:lang w:val="fr-FR"/>
-        </w:rPr>
-      </w:pPr>
-      <w:r>
-        <w:rPr>
-          <w:lang w:val="fr-FR"/>
-        </w:rPr>
-        <w:t>git add .</w:t>
+        <w:numPr>
+          <w:ilvl w:val="0"/>
+          <w:numId w:val="1"/>
+        </w:numPr>
+        <w:rPr>
+          <w:lang w:val="fr-FR"/>
+        </w:rPr>
+      </w:pPr>
+      <w:r>
+        <w:rPr>
+          <w:b/>
+          <w:bCs/>
+          <w:lang w:val="fr-FR"/>
+        </w:rPr>
+        <w:t>Sauvegardez :</w:t>
+      </w:r>
+      <w:r>
+        <w:rPr>
+          <w:lang w:val="fr-FR"/>
+        </w:rPr>
+        <w:t> </w:t>
       </w:r>
     </w:p>
     <w:p>
@@ -110,11 +185,33 @@
           <w:lang w:val="fr-FR"/>
         </w:rPr>
       </w:pPr>
-      <w:r>
-        <w:rPr>
-          <w:lang w:val="fr-FR"/>
-        </w:rPr>
-        <w:t>git commit -m "Fix UI bugs"</w:t>
+      <w:proofErr w:type="gramStart"/>
+      <w:r>
+        <w:rPr>
+          <w:lang w:val="fr-FR"/>
+        </w:rPr>
+        <w:t>git</w:t>
+      </w:r>
+      <w:proofErr w:type="gramEnd"/>
+      <w:r>
+        <w:rPr>
+          <w:lang w:val="fr-FR"/>
+        </w:rPr>
+        <w:t xml:space="preserve"> </w:t>
+      </w:r>
+      <w:proofErr w:type="spellStart"/>
+      <w:r>
+        <w:rPr>
+          <w:lang w:val="fr-FR"/>
+        </w:rPr>
+        <w:t>add</w:t>
+      </w:r>
+      <w:proofErr w:type="spellEnd"/>
+      <w:r>
+        <w:rPr>
+          <w:lang w:val="fr-FR"/>
+        </w:rPr>
+        <w:t xml:space="preserve"> .</w:t>
       </w:r>
     </w:p>
     <w:p>
@@ -124,11 +221,41 @@
           <w:lang w:val="fr-FR"/>
         </w:rPr>
       </w:pPr>
-      <w:r>
-        <w:rPr>
-          <w:lang w:val="fr-FR"/>
-        </w:rPr>
-        <w:t>git push</w:t>
+      <w:proofErr w:type="gramStart"/>
+      <w:r>
+        <w:rPr>
+          <w:lang w:val="fr-FR"/>
+        </w:rPr>
+        <w:t>git</w:t>
+      </w:r>
+      <w:proofErr w:type="gramEnd"/>
+      <w:r>
+        <w:rPr>
+          <w:lang w:val="fr-FR"/>
+        </w:rPr>
+        <w:t xml:space="preserve"> commit -m "Fix UI bugs"</w:t>
+      </w:r>
+    </w:p>
+    <w:p>
+      <w:pPr>
+        <w:ind w:left="720"/>
+        <w:rPr>
+          <w:lang w:val="fr-FR"/>
+        </w:rPr>
+      </w:pPr>
+      <w:proofErr w:type="gramStart"/>
+      <w:r>
+        <w:rPr>
+          <w:lang w:val="fr-FR"/>
+        </w:rPr>
+        <w:t>git</w:t>
+      </w:r>
+      <w:proofErr w:type="gramEnd"/>
+      <w:r>
+        <w:rPr>
+          <w:lang w:val="fr-FR"/>
+        </w:rPr>
+        <w:t xml:space="preserve"> push</w:t>
       </w:r>
     </w:p>
     <w:p>
@@ -263,8 +390,160 @@
       </w:pPr>
     </w:lvl>
   </w:abstractNum>
+  <w:abstractNum w:abstractNumId="1" w15:restartNumberingAfterBreak="0">
+    <w:nsid w:val="363B2B6D"/>
+    <w:multiLevelType w:val="multilevel"/>
+    <w:tmpl w:val="8282205E"/>
+    <w:lvl w:ilvl="0">
+      <w:start w:val="1"/>
+      <w:numFmt w:val="bullet"/>
+      <w:lvlText w:val=""/>
+      <w:lvlJc w:val="left"/>
+      <w:pPr>
+        <w:tabs>
+          <w:tab w:val="num" w:pos="720"/>
+        </w:tabs>
+        <w:ind w:left="720" w:hanging="360"/>
+      </w:pPr>
+      <w:rPr>
+        <w:rFonts w:ascii="Symbol" w:hAnsi="Symbol" w:hint="default"/>
+        <w:sz w:val="20"/>
+      </w:rPr>
+    </w:lvl>
+    <w:lvl w:ilvl="1" w:tentative="1">
+      <w:start w:val="1"/>
+      <w:numFmt w:val="bullet"/>
+      <w:lvlText w:val=""/>
+      <w:lvlJc w:val="left"/>
+      <w:pPr>
+        <w:tabs>
+          <w:tab w:val="num" w:pos="1440"/>
+        </w:tabs>
+        <w:ind w:left="1440" w:hanging="360"/>
+      </w:pPr>
+      <w:rPr>
+        <w:rFonts w:ascii="Symbol" w:hAnsi="Symbol" w:hint="default"/>
+        <w:sz w:val="20"/>
+      </w:rPr>
+    </w:lvl>
+    <w:lvl w:ilvl="2" w:tentative="1">
+      <w:start w:val="1"/>
+      <w:numFmt w:val="bullet"/>
+      <w:lvlText w:val=""/>
+      <w:lvlJc w:val="left"/>
+      <w:pPr>
+        <w:tabs>
+          <w:tab w:val="num" w:pos="2160"/>
+        </w:tabs>
+        <w:ind w:left="2160" w:hanging="360"/>
+      </w:pPr>
+      <w:rPr>
+        <w:rFonts w:ascii="Symbol" w:hAnsi="Symbol" w:hint="default"/>
+        <w:sz w:val="20"/>
+      </w:rPr>
+    </w:lvl>
+    <w:lvl w:ilvl="3" w:tentative="1">
+      <w:start w:val="1"/>
+      <w:numFmt w:val="bullet"/>
+      <w:lvlText w:val=""/>
+      <w:lvlJc w:val="left"/>
+      <w:pPr>
+        <w:tabs>
+          <w:tab w:val="num" w:pos="2880"/>
+        </w:tabs>
+        <w:ind w:left="2880" w:hanging="360"/>
+      </w:pPr>
+      <w:rPr>
+        <w:rFonts w:ascii="Symbol" w:hAnsi="Symbol" w:hint="default"/>
+        <w:sz w:val="20"/>
+      </w:rPr>
+    </w:lvl>
+    <w:lvl w:ilvl="4" w:tentative="1">
+      <w:start w:val="1"/>
+      <w:numFmt w:val="bullet"/>
+      <w:lvlText w:val=""/>
+      <w:lvlJc w:val="left"/>
+      <w:pPr>
+        <w:tabs>
+          <w:tab w:val="num" w:pos="3600"/>
+        </w:tabs>
+        <w:ind w:left="3600" w:hanging="360"/>
+      </w:pPr>
+      <w:rPr>
+        <w:rFonts w:ascii="Symbol" w:hAnsi="Symbol" w:hint="default"/>
+        <w:sz w:val="20"/>
+      </w:rPr>
+    </w:lvl>
+    <w:lvl w:ilvl="5" w:tentative="1">
+      <w:start w:val="1"/>
+      <w:numFmt w:val="bullet"/>
+      <w:lvlText w:val=""/>
+      <w:lvlJc w:val="left"/>
+      <w:pPr>
+        <w:tabs>
+          <w:tab w:val="num" w:pos="4320"/>
+        </w:tabs>
+        <w:ind w:left="4320" w:hanging="360"/>
+      </w:pPr>
+      <w:rPr>
+        <w:rFonts w:ascii="Symbol" w:hAnsi="Symbol" w:hint="default"/>
+        <w:sz w:val="20"/>
+      </w:rPr>
+    </w:lvl>
+    <w:lvl w:ilvl="6" w:tentative="1">
+      <w:start w:val="1"/>
+      <w:numFmt w:val="bullet"/>
+      <w:lvlText w:val=""/>
+      <w:lvlJc w:val="left"/>
+      <w:pPr>
+        <w:tabs>
+          <w:tab w:val="num" w:pos="5040"/>
+        </w:tabs>
+        <w:ind w:left="5040" w:hanging="360"/>
+      </w:pPr>
+      <w:rPr>
+        <w:rFonts w:ascii="Symbol" w:hAnsi="Symbol" w:hint="default"/>
+        <w:sz w:val="20"/>
+      </w:rPr>
+    </w:lvl>
+    <w:lvl w:ilvl="7" w:tentative="1">
+      <w:start w:val="1"/>
+      <w:numFmt w:val="bullet"/>
+      <w:lvlText w:val=""/>
+      <w:lvlJc w:val="left"/>
+      <w:pPr>
+        <w:tabs>
+          <w:tab w:val="num" w:pos="5760"/>
+        </w:tabs>
+        <w:ind w:left="5760" w:hanging="360"/>
+      </w:pPr>
+      <w:rPr>
+        <w:rFonts w:ascii="Symbol" w:hAnsi="Symbol" w:hint="default"/>
+        <w:sz w:val="20"/>
+      </w:rPr>
+    </w:lvl>
+    <w:lvl w:ilvl="8" w:tentative="1">
+      <w:start w:val="1"/>
+      <w:numFmt w:val="bullet"/>
+      <w:lvlText w:val=""/>
+      <w:lvlJc w:val="left"/>
+      <w:pPr>
+        <w:tabs>
+          <w:tab w:val="num" w:pos="6480"/>
+        </w:tabs>
+        <w:ind w:left="6480" w:hanging="360"/>
+      </w:pPr>
+      <w:rPr>
+        <w:rFonts w:ascii="Symbol" w:hAnsi="Symbol" w:hint="default"/>
+        <w:sz w:val="20"/>
+      </w:rPr>
+    </w:lvl>
+  </w:abstractNum>
   <w:num w:numId="1" w16cid:durableId="1730491576">
     <w:abstractNumId w:val="0"/>
+  </w:num>
+  <w:num w:numId="2" w16cid:durableId="2065525192">
+    <w:abstractNumId w:val="1"/>
   </w:num>
 </w:numbering>
 </file>

--- a/UPLOAD GITHUB FOR UPDATE.docx
+++ b/UPLOAD GITHUB FOR UPDATE.docx
@@ -48,6 +48,20 @@
     </w:p>
     <w:p>
       <w:pPr>
+        <w:ind w:left="360"/>
+        <w:rPr>
+          <w:lang w:val="fr-FR"/>
+        </w:rPr>
+      </w:pPr>
+      <w:r>
+        <w:rPr>
+          <w:lang w:val="fr-FR"/>
+        </w:rPr>
+        <w:t>C:\Users\user\Desktop\Création Site Web\BahaaIT\src\utils</w:t>
+      </w:r>
+    </w:p>
+    <w:p>
+      <w:pPr>
         <w:ind w:firstLine="360"/>
         <w:rPr>
           <w:lang w:val="fr-FR"/>
@@ -57,21 +71,7 @@
         <w:rPr>
           <w:lang w:val="fr-FR"/>
         </w:rPr>
-        <w:t>CURRENT_VERSION = "v1.1.0</w:t>
-      </w:r>
-      <w:proofErr w:type="gramStart"/>
-      <w:r>
-        <w:rPr>
-          <w:lang w:val="fr-FR"/>
-        </w:rPr>
-        <w:t>"  #</w:t>
-      </w:r>
-      <w:proofErr w:type="gramEnd"/>
-      <w:r>
-        <w:rPr>
-          <w:lang w:val="fr-FR"/>
-        </w:rPr>
-        <w:t xml:space="preserve"> Remplacez par le nouveau numéro de version</w:t>
+        <w:t>CURRENT_VERSION = "v1.1.0"  # Remplacez par le nouveau numéro de version</w:t>
       </w:r>
     </w:p>
     <w:p>
@@ -81,32 +81,16 @@
           <w:numId w:val="1"/>
         </w:numPr>
       </w:pPr>
-      <w:proofErr w:type="spellStart"/>
-      <w:proofErr w:type="gramStart"/>
       <w:r>
         <w:rPr>
           <w:b/>
           <w:bCs/>
         </w:rPr>
-        <w:t>Recompilez</w:t>
+        <w:t>Recompilez :</w:t>
       </w:r>
-      <w:proofErr w:type="spellEnd"/>
       <w:r>
-        <w:rPr>
-          <w:b/>
-          <w:bCs/>
-        </w:rPr>
-        <w:t xml:space="preserve"> :</w:t>
+        <w:t> py</w:t>
       </w:r>
-      <w:proofErr w:type="gramEnd"/>
-      <w:r>
-        <w:t> </w:t>
-      </w:r>
-      <w:proofErr w:type="spellStart"/>
-      <w:r>
-        <w:t>py</w:t>
-      </w:r>
-      <w:proofErr w:type="spellEnd"/>
       <w:r>
         <w:t xml:space="preserve"> </w:t>
       </w:r>
@@ -136,21 +120,7 @@
         <w:rPr>
           <w:lang w:val="fr-FR"/>
         </w:rPr>
-        <w:t> Inno Setup &gt; </w:t>
-      </w:r>
-      <w:proofErr w:type="spellStart"/>
-      <w:r>
-        <w:rPr>
-          <w:lang w:val="fr-FR"/>
-        </w:rPr>
-        <w:t>setup_compiler.iss</w:t>
-      </w:r>
-      <w:proofErr w:type="spellEnd"/>
-      <w:r>
-        <w:rPr>
-          <w:lang w:val="fr-FR"/>
-        </w:rPr>
-        <w:t> &gt; Play/Compile</w:t>
+        <w:t> Inno Setup &gt; setup_compiler.iss &gt; Play/Compile</w:t>
       </w:r>
     </w:p>
     <w:p>
@@ -181,90 +151,28 @@
     <w:p>
       <w:pPr>
         <w:ind w:left="720"/>
-        <w:rPr>
-          <w:lang w:val="fr-FR"/>
-        </w:rPr>
-      </w:pPr>
-      <w:proofErr w:type="gramStart"/>
+      </w:pPr>
       <w:r>
-        <w:rPr>
-          <w:lang w:val="fr-FR"/>
-        </w:rPr>
-        <w:t>git</w:t>
-      </w:r>
-      <w:proofErr w:type="gramEnd"/>
-      <w:r>
-        <w:rPr>
-          <w:lang w:val="fr-FR"/>
-        </w:rPr>
-        <w:t xml:space="preserve"> </w:t>
-      </w:r>
-      <w:proofErr w:type="spellStart"/>
-      <w:r>
-        <w:rPr>
-          <w:lang w:val="fr-FR"/>
-        </w:rPr>
-        <w:t>add</w:t>
-      </w:r>
-      <w:proofErr w:type="spellEnd"/>
-      <w:r>
-        <w:rPr>
-          <w:lang w:val="fr-FR"/>
-        </w:rPr>
-        <w:t xml:space="preserve"> .</w:t>
+        <w:t>git add .</w:t>
       </w:r>
     </w:p>
     <w:p>
       <w:pPr>
         <w:ind w:left="720"/>
-        <w:rPr>
-          <w:lang w:val="fr-FR"/>
-        </w:rPr>
-      </w:pPr>
-      <w:proofErr w:type="gramStart"/>
+      </w:pPr>
       <w:r>
-        <w:rPr>
-          <w:lang w:val="fr-FR"/>
-        </w:rPr>
-        <w:t>git</w:t>
-      </w:r>
-      <w:proofErr w:type="gramEnd"/>
-      <w:r>
-        <w:rPr>
-          <w:lang w:val="fr-FR"/>
-        </w:rPr>
-        <w:t xml:space="preserve"> commit -m "Fix UI bugs"</w:t>
+        <w:t>git commit -m "Fix UI bugs"</w:t>
       </w:r>
     </w:p>
     <w:p>
       <w:pPr>
         <w:ind w:left="720"/>
-        <w:rPr>
-          <w:lang w:val="fr-FR"/>
-        </w:rPr>
-      </w:pPr>
-      <w:proofErr w:type="gramStart"/>
+      </w:pPr>
       <w:r>
-        <w:rPr>
-          <w:lang w:val="fr-FR"/>
-        </w:rPr>
-        <w:t>git</w:t>
-      </w:r>
-      <w:proofErr w:type="gramEnd"/>
-      <w:r>
-        <w:rPr>
-          <w:lang w:val="fr-FR"/>
-        </w:rPr>
-        <w:t xml:space="preserve"> push</w:t>
+        <w:t>git push</w:t>
       </w:r>
     </w:p>
-    <w:p>
-      <w:pPr>
-        <w:rPr>
-          <w:lang w:val="fr-FR"/>
-        </w:rPr>
-      </w:pPr>
-    </w:p>
+    <w:p/>
     <w:sectPr>
       <w:pgSz w:w="11906" w:h="16838"/>
       <w:pgMar w:top="1417" w:right="1417" w:bottom="1417" w:left="1417" w:header="708" w:footer="708" w:gutter="0"/>
@@ -1154,6 +1062,7 @@
   <w:style w:type="character" w:default="1" w:styleId="Policepardfaut">
     <w:name w:val="Default Paragraph Font"/>
     <w:uiPriority w:val="1"/>
+    <w:semiHidden/>
     <w:unhideWhenUsed/>
   </w:style>
   <w:style w:type="table" w:default="1" w:styleId="TableauNormal">

--- a/UPLOAD GITHUB FOR UPDATE.docx
+++ b/UPLOAD GITHUB FOR UPDATE.docx
@@ -57,8 +57,30 @@
         <w:rPr>
           <w:lang w:val="fr-FR"/>
         </w:rPr>
-        <w:t>C:\Users\user\Desktop\Création Site Web\BahaaIT\src\utils</w:t>
-      </w:r>
+        <w:t>C:\Users\user\Desktop\Création Site Web\</w:t>
+      </w:r>
+      <w:proofErr w:type="spellStart"/>
+      <w:r>
+        <w:rPr>
+          <w:lang w:val="fr-FR"/>
+        </w:rPr>
+        <w:t>BahaaIT</w:t>
+      </w:r>
+      <w:proofErr w:type="spellEnd"/>
+      <w:r>
+        <w:rPr>
+          <w:lang w:val="fr-FR"/>
+        </w:rPr>
+        <w:t>\src\</w:t>
+      </w:r>
+      <w:proofErr w:type="spellStart"/>
+      <w:r>
+        <w:rPr>
+          <w:lang w:val="fr-FR"/>
+        </w:rPr>
+        <w:t>utils</w:t>
+      </w:r>
+      <w:proofErr w:type="spellEnd"/>
     </w:p>
     <w:p>
       <w:pPr>
@@ -81,16 +103,30 @@
           <w:numId w:val="1"/>
         </w:numPr>
       </w:pPr>
+      <w:proofErr w:type="spellStart"/>
       <w:r>
         <w:rPr>
           <w:b/>
           <w:bCs/>
         </w:rPr>
-        <w:t>Recompilez :</w:t>
-      </w:r>
-      <w:r>
-        <w:t> py</w:t>
-      </w:r>
+        <w:t>Recompilez</w:t>
+      </w:r>
+      <w:proofErr w:type="spellEnd"/>
+      <w:r>
+        <w:rPr>
+          <w:b/>
+          <w:bCs/>
+        </w:rPr>
+        <w:t xml:space="preserve"> :</w:t>
+      </w:r>
+      <w:r>
+        <w:t> </w:t>
+      </w:r>
+      <w:proofErr w:type="spellStart"/>
+      <w:r>
+        <w:t>py</w:t>
+      </w:r>
+      <w:proofErr w:type="spellEnd"/>
       <w:r>
         <w:t xml:space="preserve"> </w:t>
       </w:r>
@@ -120,7 +156,21 @@
         <w:rPr>
           <w:lang w:val="fr-FR"/>
         </w:rPr>
-        <w:t> Inno Setup &gt; setup_compiler.iss &gt; Play/Compile</w:t>
+        <w:t> Inno Setup &gt; </w:t>
+      </w:r>
+      <w:proofErr w:type="spellStart"/>
+      <w:r>
+        <w:rPr>
+          <w:lang w:val="fr-FR"/>
+        </w:rPr>
+        <w:t>setup_compiler.iss</w:t>
+      </w:r>
+      <w:proofErr w:type="spellEnd"/>
+      <w:r>
+        <w:rPr>
+          <w:lang w:val="fr-FR"/>
+        </w:rPr>
+        <w:t> &gt; Play/Compile</w:t>
       </w:r>
     </w:p>
     <w:p>
@@ -172,7 +222,26 @@
         <w:t>git push</w:t>
       </w:r>
     </w:p>
-    <w:p/>
+    <w:p>
+      <w:pPr>
+        <w:pStyle w:val="Paragraphedeliste"/>
+        <w:numPr>
+          <w:ilvl w:val="0"/>
+          <w:numId w:val="1"/>
+        </w:numPr>
+      </w:pPr>
+      <w:r>
+        <w:t xml:space="preserve">Add new release on </w:t>
+      </w:r>
+      <w:proofErr w:type="spellStart"/>
+      <w:r>
+        <w:t>github</w:t>
+      </w:r>
+      <w:proofErr w:type="spellEnd"/>
+      <w:r>
+        <w:t xml:space="preserve"> and Add .exe to release </w:t>
+      </w:r>
+    </w:p>
     <w:sectPr>
       <w:pgSz w:w="11906" w:h="16838"/>
       <w:pgMar w:top="1417" w:right="1417" w:bottom="1417" w:left="1417" w:header="708" w:footer="708" w:gutter="0"/>
